--- a/无人机开发过程记录.docx
+++ b/无人机开发过程记录.docx
@@ -12,7 +12,34 @@
         <w:rPr>
           <w:rFonts w:hint="eastAsia"/>
         </w:rPr>
-        <w:t>第一天：了解整个微型无人机体系结构，采用STM32F103C8T6，飞控采用MPU6050，通讯采用NRF24L01，进行2.4G无线通讯。无人机结构选用X型旋翼分布。</w:t>
+        <w:t>第一天</w:t>
+      </w:r>
+      <w:r>
+        <w:rPr>
+          <w:rFonts w:hint="eastAsia"/>
+          <w:lang w:eastAsia="zh-CN"/>
+        </w:rPr>
+        <w:t>（</w:t>
+      </w:r>
+      <w:r>
+        <w:rPr>
+          <w:rFonts w:hint="eastAsia"/>
+          <w:lang w:val="en-US" w:eastAsia="zh-CN"/>
+        </w:rPr>
+        <w:t>01-04</w:t>
+      </w:r>
+      <w:r>
+        <w:rPr>
+          <w:rFonts w:hint="eastAsia"/>
+          <w:lang w:eastAsia="zh-CN"/>
+        </w:rPr>
+        <w:t>）</w:t>
+      </w:r>
+      <w:r>
+        <w:rPr>
+          <w:rFonts w:hint="eastAsia"/>
+        </w:rPr>
+        <w:t>：了解整个微型无人机体系结构，采用STM32F103C8T6，飞控采用MPU6050，通讯采用NRF24L01，进行2.4G无线通讯。无人机结构选用X型旋翼分布。</w:t>
       </w:r>
     </w:p>
     <w:p>
@@ -484,12 +511,20 @@
           <w:lang w:val="en-US" w:eastAsia="zh-CN"/>
         </w:rPr>
       </w:pPr>
-      <w:r>
-        <w:rPr>
-          <w:rFonts w:hint="eastAsia"/>
-          <w:lang w:val="en-US" w:eastAsia="zh-CN"/>
-        </w:rPr>
-        <w:t>具体硬件组成：</w:t>
+    </w:p>
+    <w:p>
+      <w:pPr>
+        <w:rPr>
+          <w:rFonts w:hint="eastAsia"/>
+          <w:lang w:val="en-US" w:eastAsia="zh-CN"/>
+        </w:rPr>
+      </w:pPr>
+      <w:r>
+        <w:rPr>
+          <w:rFonts w:hint="eastAsia"/>
+          <w:lang w:val="en-US" w:eastAsia="zh-CN"/>
+        </w:rPr>
+        <w:t>飞行器具体硬件组成：</w:t>
       </w:r>
     </w:p>
     <w:p>
@@ -677,12 +712,6 @@
       </w:pPr>
     </w:p>
     <w:p>
-      <w:pPr>
-        <w:rPr>
-          <w:rFonts w:hint="default"/>
-          <w:lang w:val="en-US" w:eastAsia="zh-CN"/>
-        </w:rPr>
-      </w:pPr>
       <w:r>
         <w:rPr>
           <w:rFonts w:hint="eastAsia"/>
@@ -733,92 +762,597 @@
           </wp:inline>
         </w:drawing>
       </w:r>
+    </w:p>
+    <w:p/>
+    <w:p/>
+    <w:p>
+      <w:pPr>
+        <w:rPr>
+          <w:rFonts w:hint="default" w:eastAsiaTheme="minorEastAsia"/>
+          <w:lang w:val="en-US" w:eastAsia="zh-CN"/>
+        </w:rPr>
+      </w:pPr>
+      <w:r>
+        <w:rPr>
+          <w:rFonts w:hint="eastAsia"/>
+          <w:lang w:val="en-US" w:eastAsia="zh-CN"/>
+        </w:rPr>
+        <w:t>第二天（05-09）</w:t>
+      </w:r>
+    </w:p>
+    <w:p>
+      <w:pPr>
+        <w:rPr>
+          <w:rFonts w:hint="default"/>
+          <w:lang w:val="en-US" w:eastAsia="zh-CN"/>
+        </w:rPr>
+      </w:pPr>
+      <w:r>
+        <w:rPr>
+          <w:rFonts w:hint="eastAsia"/>
+          <w:lang w:val="en-US" w:eastAsia="zh-CN"/>
+        </w:rPr>
+        <w:t>电源系统：电池选择三元锂电池，输出电压3.7V，容量2000mAh，电源芯片IP5305T，充电5V，放电5V，电量显示，低功耗模式，AMS1117-3.3V，线性稳压器</w:t>
+      </w:r>
+    </w:p>
+    <w:p>
+      <w:pPr>
+        <w:rPr>
+          <w:rFonts w:hint="eastAsia"/>
+          <w:lang w:val="en-US" w:eastAsia="zh-CN"/>
+        </w:rPr>
+      </w:pPr>
+      <w:r>
+        <w:rPr>
+          <w:rFonts w:hint="eastAsia"/>
+          <w:lang w:val="en-US" w:eastAsia="zh-CN"/>
+        </w:rPr>
+        <w:t>飞控系统：主控芯片STM32F103C8T6。</w:t>
+      </w:r>
+    </w:p>
+    <w:p>
+      <w:pPr>
+        <w:rPr>
+          <w:rFonts w:hint="eastAsia"/>
+          <w:lang w:val="en-US" w:eastAsia="zh-CN"/>
+        </w:rPr>
+      </w:pPr>
+      <w:r>
+        <w:rPr>
+          <w:rFonts w:hint="eastAsia"/>
+          <w:lang w:val="en-US" w:eastAsia="zh-CN"/>
+        </w:rPr>
+        <w:t>传感器：</w:t>
+      </w:r>
+    </w:p>
+    <w:p>
+      <w:pPr>
+        <w:rPr>
+          <w:rFonts w:hint="eastAsia"/>
+          <w:lang w:val="en-US" w:eastAsia="zh-CN"/>
+        </w:rPr>
+      </w:pPr>
+      <w:r>
+        <w:rPr>
+          <w:rFonts w:hint="eastAsia"/>
+          <w:lang w:val="en-US" w:eastAsia="zh-CN"/>
+        </w:rPr>
+        <w:t>MPU6050</w:t>
+      </w:r>
+    </w:p>
+    <w:p>
+      <w:pPr>
+        <w:rPr>
+          <w:rFonts w:hint="eastAsia"/>
+          <w:lang w:val="en-US" w:eastAsia="zh-CN"/>
+        </w:rPr>
+      </w:pPr>
+      <w:r>
+        <w:rPr>
+          <w:rFonts w:hint="eastAsia"/>
+          <w:lang w:val="en-US" w:eastAsia="zh-CN"/>
+        </w:rPr>
+        <w:t>功能测量飞行姿态，通讯接口IIC</w:t>
+      </w:r>
+    </w:p>
+    <w:p>
+      <w:pPr>
+        <w:rPr>
+          <w:rFonts w:hint="eastAsia"/>
+          <w:lang w:val="en-US" w:eastAsia="zh-CN"/>
+        </w:rPr>
+      </w:pPr>
+      <w:r>
+        <w:rPr>
+          <w:rFonts w:hint="eastAsia"/>
+          <w:lang w:val="en-US" w:eastAsia="zh-CN"/>
+        </w:rPr>
+        <w:t>飞行姿态可通过欧拉角进行描述，欧拉角是一种用3个角度来描述刚体在三维空间中取向的方法</w:t>
+      </w:r>
+    </w:p>
+    <w:p>
+      <w:pPr>
+        <w:rPr>
+          <w:rFonts w:hint="eastAsia"/>
+          <w:lang w:val="en-US" w:eastAsia="zh-CN"/>
+        </w:rPr>
+      </w:pPr>
+    </w:p>
+    <w:p>
+      <w:pPr>
+        <w:rPr>
+          <w:rFonts w:hint="eastAsia"/>
+          <w:lang w:val="en-US" w:eastAsia="zh-CN"/>
+        </w:rPr>
+      </w:pPr>
+      <w:r>
+        <w:rPr>
+          <w:rFonts w:hint="eastAsia"/>
+          <w:lang w:val="en-US" w:eastAsia="zh-CN"/>
+        </w:rPr>
+        <w:t>VL53L1X</w:t>
+      </w:r>
+    </w:p>
+    <w:p>
+      <w:pPr>
+        <w:rPr>
+          <w:rFonts w:hint="eastAsia"/>
+          <w:lang w:val="en-US" w:eastAsia="zh-CN"/>
+        </w:rPr>
+      </w:pPr>
+      <w:r>
+        <w:rPr>
+          <w:rFonts w:hint="eastAsia"/>
+          <w:lang w:val="en-US" w:eastAsia="zh-CN"/>
+        </w:rPr>
+        <w:t>功能测量飞行高度</w:t>
+      </w:r>
+    </w:p>
+    <w:p>
+      <w:pPr>
+        <w:rPr>
+          <w:rFonts w:hint="default"/>
+          <w:lang w:val="en-US" w:eastAsia="zh-CN"/>
+        </w:rPr>
+      </w:pPr>
+      <w:r>
+        <w:rPr>
+          <w:rFonts w:hint="eastAsia"/>
+          <w:lang w:val="en-US" w:eastAsia="zh-CN"/>
+        </w:rPr>
+        <w:t>通讯接口IIC</w:t>
+      </w:r>
+    </w:p>
+    <w:p>
+      <w:pPr>
+        <w:rPr>
+          <w:rFonts w:hint="default"/>
+          <w:lang w:val="en-US" w:eastAsia="zh-CN"/>
+        </w:rPr>
+      </w:pPr>
+    </w:p>
+    <w:p>
+      <w:pPr>
+        <w:rPr>
+          <w:rFonts w:hint="eastAsia"/>
+          <w:lang w:val="en-US" w:eastAsia="zh-CN"/>
+        </w:rPr>
+      </w:pPr>
+      <w:r>
+        <w:rPr>
+          <w:rFonts w:hint="eastAsia"/>
+          <w:lang w:val="en-US" w:eastAsia="zh-CN"/>
+        </w:rPr>
+        <w:t>通讯系统：</w:t>
+      </w:r>
+    </w:p>
+    <w:p>
+      <w:pPr>
+        <w:rPr>
+          <w:rFonts w:hint="eastAsia"/>
+          <w:lang w:val="en-US" w:eastAsia="zh-CN"/>
+        </w:rPr>
+      </w:pPr>
+      <w:r>
+        <w:rPr>
+          <w:rFonts w:hint="eastAsia"/>
+          <w:lang w:val="en-US" w:eastAsia="zh-CN"/>
+        </w:rPr>
+        <w:t>SI24R1</w:t>
+      </w:r>
+      <w:r>
+        <w:rPr>
+          <w:rFonts w:hint="eastAsia"/>
+          <w:lang w:val="en-US" w:eastAsia="zh-CN"/>
+        </w:rPr>
+        <w:tab/>
+        <w:t>2.4G无线信号收发器</w:t>
+      </w:r>
+    </w:p>
+    <w:p>
+      <w:pPr>
+        <w:rPr>
+          <w:rFonts w:hint="eastAsia"/>
+          <w:lang w:val="en-US" w:eastAsia="zh-CN"/>
+        </w:rPr>
+      </w:pPr>
+      <w:r>
+        <w:rPr>
+          <w:rFonts w:hint="eastAsia"/>
+          <w:lang w:val="en-US" w:eastAsia="zh-CN"/>
+        </w:rPr>
+        <w:t>通讯接口SPI</w:t>
+      </w:r>
+    </w:p>
+    <w:p>
+      <w:pPr>
+        <w:rPr>
+          <w:rFonts w:hint="eastAsia"/>
+          <w:lang w:val="en-US" w:eastAsia="zh-CN"/>
+        </w:rPr>
+      </w:pPr>
+    </w:p>
+    <w:p>
+      <w:pPr>
+        <w:rPr>
+          <w:rFonts w:hint="eastAsia"/>
+          <w:lang w:val="en-US" w:eastAsia="zh-CN"/>
+        </w:rPr>
+      </w:pPr>
+      <w:r>
+        <w:rPr>
+          <w:rFonts w:hint="eastAsia"/>
+          <w:lang w:val="en-US" w:eastAsia="zh-CN"/>
+        </w:rPr>
+        <w:t>遥控器硬件组成：</w:t>
+      </w:r>
+    </w:p>
+    <w:p>
+      <w:r>
+        <w:rPr>
+          <w:rFonts w:hint="eastAsia"/>
+          <w:lang w:val="en-US" w:eastAsia="zh-CN"/>
+        </w:rPr>
+        <w:t>功能定义：</w:t>
+      </w:r>
+      <w:r>
+        <w:drawing>
+          <wp:inline distT="0" distB="0" distL="114300" distR="114300">
+            <wp:extent cx="1957705" cy="1719580"/>
+            <wp:effectExtent l="0" t="0" r="4445" b="13970"/>
+            <wp:docPr id="8" name="图片 1"/>
+            <wp:cNvGraphicFramePr>
+              <a:graphicFrameLocks xmlns:a="http://schemas.openxmlformats.org/drawingml/2006/main" noChangeAspect="1"/>
+            </wp:cNvGraphicFramePr>
+            <a:graphic xmlns:a="http://schemas.openxmlformats.org/drawingml/2006/main">
+              <a:graphicData uri="http://schemas.openxmlformats.org/drawingml/2006/picture">
+                <pic:pic xmlns:pic="http://schemas.openxmlformats.org/drawingml/2006/picture">
+                  <pic:nvPicPr>
+                    <pic:cNvPr id="8" name="图片 1"/>
+                    <pic:cNvPicPr>
+                      <a:picLocks noChangeAspect="1"/>
+                    </pic:cNvPicPr>
+                  </pic:nvPicPr>
+                  <pic:blipFill>
+                    <a:blip r:embed="rId11"/>
+                    <a:stretch>
+                      <a:fillRect/>
+                    </a:stretch>
+                  </pic:blipFill>
+                  <pic:spPr>
+                    <a:xfrm>
+                      <a:off x="0" y="0"/>
+                      <a:ext cx="1957705" cy="1719580"/>
+                    </a:xfrm>
+                    <a:prstGeom prst="rect">
+                      <a:avLst/>
+                    </a:prstGeom>
+                    <a:noFill/>
+                    <a:ln>
+                      <a:noFill/>
+                    </a:ln>
+                  </pic:spPr>
+                </pic:pic>
+              </a:graphicData>
+            </a:graphic>
+          </wp:inline>
+        </w:drawing>
+      </w:r>
+    </w:p>
+    <w:p>
+      <w:pPr>
+        <w:rPr>
+          <w:rFonts w:hint="eastAsia"/>
+          <w:lang w:val="en-US" w:eastAsia="zh-CN"/>
+        </w:rPr>
+      </w:pPr>
+      <w:r>
+        <w:rPr>
+          <w:rFonts w:hint="eastAsia"/>
+          <w:lang w:val="en-US" w:eastAsia="zh-CN"/>
+        </w:rPr>
+        <w:t>电源系统：电池锂电池，输出电压3.7V，容量500mah</w:t>
+      </w:r>
+    </w:p>
+    <w:p>
+      <w:pPr>
+        <w:rPr>
+          <w:rFonts w:hint="eastAsia"/>
+          <w:lang w:val="en-US" w:eastAsia="zh-CN"/>
+        </w:rPr>
+      </w:pPr>
+      <w:r>
+        <w:rPr>
+          <w:rFonts w:hint="eastAsia"/>
+          <w:lang w:val="en-US" w:eastAsia="zh-CN"/>
+        </w:rPr>
+        <w:t>电源芯片：IP5305T，线性稳压器AMS1117-3.3V</w:t>
+      </w:r>
+    </w:p>
+    <w:p>
+      <w:pPr>
+        <w:rPr>
+          <w:rFonts w:hint="eastAsia"/>
+          <w:lang w:val="en-US" w:eastAsia="zh-CN"/>
+        </w:rPr>
+      </w:pPr>
+      <w:r>
+        <w:rPr>
+          <w:rFonts w:hint="eastAsia"/>
+          <w:lang w:val="en-US" w:eastAsia="zh-CN"/>
+        </w:rPr>
+        <w:t>通讯系统：</w:t>
+      </w:r>
+    </w:p>
+    <w:p>
+      <w:pPr>
+        <w:rPr>
+          <w:rFonts w:hint="eastAsia"/>
+          <w:lang w:val="en-US" w:eastAsia="zh-CN"/>
+        </w:rPr>
+      </w:pPr>
+      <w:r>
+        <w:rPr>
+          <w:rFonts w:hint="eastAsia"/>
+          <w:lang w:val="en-US" w:eastAsia="zh-CN"/>
+        </w:rPr>
+        <w:t>SI24R1</w:t>
+      </w:r>
+      <w:r>
+        <w:rPr>
+          <w:rFonts w:hint="eastAsia"/>
+          <w:lang w:val="en-US" w:eastAsia="zh-CN"/>
+        </w:rPr>
+        <w:tab/>
+      </w:r>
+      <w:r>
+        <w:rPr>
+          <w:rFonts w:hint="eastAsia"/>
+          <w:lang w:val="en-US" w:eastAsia="zh-CN"/>
+        </w:rPr>
+        <w:t>2.4G无线信号收发器</w:t>
+      </w:r>
+    </w:p>
+    <w:p>
+      <w:pPr>
+        <w:rPr>
+          <w:rFonts w:hint="eastAsia"/>
+          <w:lang w:val="en-US" w:eastAsia="zh-CN"/>
+        </w:rPr>
+      </w:pPr>
+      <w:r>
+        <w:rPr>
+          <w:rFonts w:hint="eastAsia"/>
+          <w:lang w:val="en-US" w:eastAsia="zh-CN"/>
+        </w:rPr>
+        <w:t>通讯接口SPI</w:t>
+      </w:r>
+    </w:p>
+    <w:p>
+      <w:pPr>
+        <w:rPr>
+          <w:rFonts w:hint="eastAsia"/>
+          <w:lang w:val="en-US" w:eastAsia="zh-CN"/>
+        </w:rPr>
+      </w:pPr>
+      <w:r>
+        <w:rPr>
+          <w:rFonts w:hint="eastAsia"/>
+          <w:lang w:val="en-US" w:eastAsia="zh-CN"/>
+        </w:rPr>
+        <w:t>显示功能：</w:t>
+      </w:r>
+    </w:p>
+    <w:p>
+      <w:pPr>
+        <w:rPr>
+          <w:rFonts w:hint="eastAsia"/>
+          <w:lang w:val="en-US" w:eastAsia="zh-CN"/>
+        </w:rPr>
+      </w:pPr>
+      <w:r>
+        <w:rPr>
+          <w:rFonts w:hint="eastAsia"/>
+          <w:lang w:val="en-US" w:eastAsia="zh-CN"/>
+        </w:rPr>
+        <w:t>通讯接口IIC</w:t>
+      </w:r>
+    </w:p>
+    <w:p>
+      <w:pPr>
+        <w:rPr>
+          <w:rFonts w:hint="eastAsia"/>
+          <w:lang w:val="en-US" w:eastAsia="zh-CN"/>
+        </w:rPr>
+      </w:pPr>
+    </w:p>
+    <w:p>
+      <w:pPr>
+        <w:rPr>
+          <w:rFonts w:hint="eastAsia"/>
+          <w:lang w:val="en-US" w:eastAsia="zh-CN"/>
+        </w:rPr>
+      </w:pPr>
+      <w:r>
+        <w:rPr>
+          <w:rFonts w:hint="eastAsia"/>
+          <w:lang w:val="en-US" w:eastAsia="zh-CN"/>
+        </w:rPr>
+        <w:t>PID控制思路：</w:t>
+      </w:r>
+    </w:p>
+    <w:p>
+      <w:pPr>
+        <w:rPr>
+          <w:rFonts w:hint="default"/>
+          <w:lang w:val="en-US" w:eastAsia="zh-CN"/>
+        </w:rPr>
+      </w:pPr>
+      <w:r>
+        <w:drawing>
+          <wp:inline distT="0" distB="0" distL="114300" distR="114300">
+            <wp:extent cx="5271135" cy="1554480"/>
+            <wp:effectExtent l="0" t="0" r="5715" b="7620"/>
+            <wp:docPr id="9" name="图片 2"/>
+            <wp:cNvGraphicFramePr>
+              <a:graphicFrameLocks xmlns:a="http://schemas.openxmlformats.org/drawingml/2006/main" noChangeAspect="1"/>
+            </wp:cNvGraphicFramePr>
+            <a:graphic xmlns:a="http://schemas.openxmlformats.org/drawingml/2006/main">
+              <a:graphicData uri="http://schemas.openxmlformats.org/drawingml/2006/picture">
+                <pic:pic xmlns:pic="http://schemas.openxmlformats.org/drawingml/2006/picture">
+                  <pic:nvPicPr>
+                    <pic:cNvPr id="9" name="图片 2"/>
+                    <pic:cNvPicPr>
+                      <a:picLocks noChangeAspect="1"/>
+                    </pic:cNvPicPr>
+                  </pic:nvPicPr>
+                  <pic:blipFill>
+                    <a:blip r:embed="rId12"/>
+                    <a:stretch>
+                      <a:fillRect/>
+                    </a:stretch>
+                  </pic:blipFill>
+                  <pic:spPr>
+                    <a:xfrm>
+                      <a:off x="0" y="0"/>
+                      <a:ext cx="5271135" cy="1554480"/>
+                    </a:xfrm>
+                    <a:prstGeom prst="rect">
+                      <a:avLst/>
+                    </a:prstGeom>
+                    <a:noFill/>
+                    <a:ln>
+                      <a:noFill/>
+                    </a:ln>
+                  </pic:spPr>
+                </pic:pic>
+              </a:graphicData>
+            </a:graphic>
+          </wp:inline>
+        </w:drawing>
+      </w:r>
+    </w:p>
+    <w:p>
+      <w:pPr>
+        <w:rPr>
+          <w:rFonts w:hint="default"/>
+          <w:lang w:val="en-US" w:eastAsia="zh-CN"/>
+        </w:rPr>
+      </w:pPr>
+      <w:r>
+        <w:rPr>
+          <w:rFonts w:hint="eastAsia"/>
+          <w:lang w:val="en-US" w:eastAsia="zh-CN"/>
+        </w:rPr>
+        <w:t xml:space="preserve"> </w:t>
+      </w:r>
+    </w:p>
+    <w:p>
+      <w:pPr>
+        <w:rPr>
+          <w:rFonts w:hint="default"/>
+          <w:lang w:val="en-US" w:eastAsia="zh-CN"/>
+        </w:rPr>
+      </w:pPr>
+    </w:p>
+    <w:p>
+      <w:pPr>
+        <w:rPr>
+          <w:rFonts w:hint="eastAsia"/>
+          <w:lang w:val="en-US" w:eastAsia="zh-CN"/>
+        </w:rPr>
+      </w:pPr>
+    </w:p>
+    <w:p>
+      <w:r>
+        <w:drawing>
+          <wp:inline distT="0" distB="0" distL="114300" distR="114300">
+            <wp:extent cx="5269865" cy="1563370"/>
+            <wp:effectExtent l="0" t="0" r="6985" b="17780"/>
+            <wp:docPr id="10" name="图片 3"/>
+            <wp:cNvGraphicFramePr>
+              <a:graphicFrameLocks xmlns:a="http://schemas.openxmlformats.org/drawingml/2006/main" noChangeAspect="1"/>
+            </wp:cNvGraphicFramePr>
+            <a:graphic xmlns:a="http://schemas.openxmlformats.org/drawingml/2006/main">
+              <a:graphicData uri="http://schemas.openxmlformats.org/drawingml/2006/picture">
+                <pic:pic xmlns:pic="http://schemas.openxmlformats.org/drawingml/2006/picture">
+                  <pic:nvPicPr>
+                    <pic:cNvPr id="10" name="图片 3"/>
+                    <pic:cNvPicPr>
+                      <a:picLocks noChangeAspect="1"/>
+                    </pic:cNvPicPr>
+                  </pic:nvPicPr>
+                  <pic:blipFill>
+                    <a:blip r:embed="rId13"/>
+                    <a:stretch>
+                      <a:fillRect/>
+                    </a:stretch>
+                  </pic:blipFill>
+                  <pic:spPr>
+                    <a:xfrm>
+                      <a:off x="0" y="0"/>
+                      <a:ext cx="5269865" cy="1563370"/>
+                    </a:xfrm>
+                    <a:prstGeom prst="rect">
+                      <a:avLst/>
+                    </a:prstGeom>
+                    <a:noFill/>
+                    <a:ln>
+                      <a:noFill/>
+                    </a:ln>
+                  </pic:spPr>
+                </pic:pic>
+              </a:graphicData>
+            </a:graphic>
+          </wp:inline>
+        </w:drawing>
+      </w:r>
+    </w:p>
+    <w:p/>
+    <w:p>
+      <w:pPr>
+        <w:rPr>
+          <w:rFonts w:hint="eastAsia"/>
+          <w:lang w:val="en-US" w:eastAsia="zh-CN"/>
+        </w:rPr>
+      </w:pPr>
+      <w:r>
+        <w:rPr>
+          <w:rFonts w:hint="eastAsia"/>
+          <w:lang w:val="en-US" w:eastAsia="zh-CN"/>
+        </w:rPr>
+        <w:t>第三天（10-13）</w:t>
+      </w:r>
+    </w:p>
+    <w:p>
+      <w:pPr>
+        <w:rPr>
+          <w:rFonts w:hint="eastAsia"/>
+          <w:lang w:val="en-US" w:eastAsia="zh-CN"/>
+        </w:rPr>
+      </w:pPr>
       <w:bookmarkStart w:id="0" w:name="_GoBack"/>
       <w:bookmarkEnd w:id="0"/>
-    </w:p>
-    <w:p>
-      <w:pPr>
-        <w:rPr>
-          <w:rFonts w:hint="eastAsia"/>
-          <w:lang w:val="en-US" w:eastAsia="zh-CN"/>
-        </w:rPr>
-      </w:pPr>
-      <w:r>
-        <w:rPr>
-          <w:rFonts w:hint="eastAsia"/>
-          <w:lang w:val="en-US" w:eastAsia="zh-CN"/>
-        </w:rPr>
-        <w:t>电源系统：</w:t>
-      </w:r>
-    </w:p>
-    <w:p>
-      <w:pPr>
-        <w:rPr>
-          <w:rFonts w:hint="eastAsia"/>
-          <w:lang w:val="en-US" w:eastAsia="zh-CN"/>
-        </w:rPr>
-      </w:pPr>
-      <w:r>
-        <w:rPr>
-          <w:rFonts w:hint="eastAsia"/>
-          <w:lang w:val="en-US" w:eastAsia="zh-CN"/>
-        </w:rPr>
-        <w:t>飞控系统：</w:t>
-      </w:r>
-    </w:p>
-    <w:p>
-      <w:pPr>
-        <w:rPr>
-          <w:rFonts w:hint="eastAsia"/>
-          <w:lang w:val="en-US" w:eastAsia="zh-CN"/>
-        </w:rPr>
-      </w:pPr>
-      <w:r>
-        <w:rPr>
-          <w:rFonts w:hint="eastAsia"/>
-          <w:lang w:val="en-US" w:eastAsia="zh-CN"/>
-        </w:rPr>
-        <w:t>通讯系统：</w:t>
-      </w:r>
-    </w:p>
-    <w:p>
-      <w:pPr>
-        <w:rPr>
-          <w:rFonts w:hint="default"/>
-          <w:lang w:val="en-US" w:eastAsia="zh-CN"/>
-        </w:rPr>
-      </w:pPr>
-      <w:r>
-        <w:rPr>
-          <w:rFonts w:hint="eastAsia"/>
-          <w:lang w:val="en-US" w:eastAsia="zh-CN"/>
-        </w:rPr>
-        <w:t xml:space="preserve"> </w:t>
-      </w:r>
-    </w:p>
-    <w:p>
-      <w:pPr>
-        <w:rPr>
-          <w:rFonts w:hint="default"/>
-          <w:lang w:val="en-US" w:eastAsia="zh-CN"/>
-        </w:rPr>
-      </w:pPr>
-    </w:p>
-    <w:p>
-      <w:pPr>
-        <w:rPr>
-          <w:rFonts w:hint="eastAsia"/>
-          <w:lang w:val="en-US" w:eastAsia="zh-CN"/>
-        </w:rPr>
-      </w:pPr>
-    </w:p>
-    <w:p>
-      <w:pPr>
-        <w:rPr>
-          <w:rFonts w:hint="default"/>
-          <w:lang w:val="en-US" w:eastAsia="zh-CN"/>
-        </w:rPr>
-      </w:pPr>
     </w:p>
     <w:sectPr>
       <w:pgSz w:w="11906" w:h="16838"/>
@@ -906,7 +1440,7 @@
     <w:lsdException w:qFormat="1" w:unhideWhenUsed="0" w:uiPriority="0" w:semiHidden="0" w:name="Title"/>
     <w:lsdException w:unhideWhenUsed="0" w:uiPriority="0" w:semiHidden="0" w:name="Closing"/>
     <w:lsdException w:unhideWhenUsed="0" w:uiPriority="0" w:semiHidden="0" w:name="Signature"/>
-    <w:lsdException w:unhideWhenUsed="0" w:uiPriority="0" w:name="Default Paragraph Font"/>
+    <w:lsdException w:qFormat="1" w:unhideWhenUsed="0" w:uiPriority="0" w:name="Default Paragraph Font"/>
     <w:lsdException w:unhideWhenUsed="0" w:uiPriority="0" w:semiHidden="0" w:name="Body Text"/>
     <w:lsdException w:unhideWhenUsed="0" w:uiPriority="0" w:semiHidden="0" w:name="Body Text Indent"/>
     <w:lsdException w:unhideWhenUsed="0" w:uiPriority="0" w:semiHidden="0" w:name="List Continue"/>
@@ -944,7 +1478,7 @@
     <w:lsdException w:unhideWhenUsed="0" w:uiPriority="0" w:semiHidden="0" w:name="HTML Sample"/>
     <w:lsdException w:unhideWhenUsed="0" w:uiPriority="0" w:semiHidden="0" w:name="HTML Typewriter"/>
     <w:lsdException w:unhideWhenUsed="0" w:uiPriority="0" w:semiHidden="0" w:name="HTML Variable"/>
-    <w:lsdException w:unhideWhenUsed="0" w:uiPriority="0" w:name="Normal Table"/>
+    <w:lsdException w:qFormat="1" w:unhideWhenUsed="0" w:uiPriority="0" w:name="Normal Table"/>
     <w:lsdException w:unhideWhenUsed="0" w:uiPriority="0" w:semiHidden="0" w:name="annotation subject"/>
     <w:lsdException w:unhideWhenUsed="0" w:uiPriority="0" w:semiHidden="0" w:name="Table Simple 1"/>
     <w:lsdException w:unhideWhenUsed="0" w:uiPriority="0" w:semiHidden="0" w:name="Table Simple 2"/>
@@ -1109,11 +1643,13 @@
   <w:style w:type="character" w:default="1" w:styleId="3">
     <w:name w:val="Default Paragraph Font"/>
     <w:semiHidden/>
+    <w:qFormat/>
     <w:uiPriority w:val="0"/>
   </w:style>
   <w:style w:type="table" w:default="1" w:styleId="2">
     <w:name w:val="Normal Table"/>
     <w:semiHidden/>
+    <w:qFormat/>
     <w:uiPriority w:val="0"/>
     <w:tblPr>
       <w:tblCellMar>

--- a/无人机开发过程记录.docx
+++ b/无人机开发过程记录.docx
@@ -966,6 +966,12 @@
           <w:lang w:val="en-US" w:eastAsia="zh-CN"/>
         </w:rPr>
         <w:tab/>
+      </w:r>
+      <w:r>
+        <w:rPr>
+          <w:rFonts w:hint="eastAsia"/>
+          <w:lang w:val="en-US" w:eastAsia="zh-CN"/>
+        </w:rPr>
         <w:t>2.4G无线信号收发器</w:t>
       </w:r>
     </w:p>
@@ -1282,6 +1288,49 @@
           <w:lang w:val="en-US" w:eastAsia="zh-CN"/>
         </w:rPr>
       </w:pPr>
+      <w:r>
+        <w:rPr>
+          <w:rFonts w:hint="eastAsia"/>
+          <w:lang w:val="en-US" w:eastAsia="zh-CN"/>
+        </w:rPr>
+        <w:drawing>
+          <wp:inline distT="0" distB="0" distL="114300" distR="114300">
+            <wp:extent cx="5252720" cy="4429125"/>
+            <wp:effectExtent l="0" t="0" r="5080" b="9525"/>
+            <wp:docPr id="11" name="E657119C-6982-421D-8BA7-E74DEB70A7D9-1" descr="insertimage"/>
+            <wp:cNvGraphicFramePr>
+              <a:graphicFrameLocks xmlns:a="http://schemas.openxmlformats.org/drawingml/2006/main" noChangeAspect="1"/>
+            </wp:cNvGraphicFramePr>
+            <a:graphic xmlns:a="http://schemas.openxmlformats.org/drawingml/2006/main">
+              <a:graphicData uri="http://schemas.openxmlformats.org/drawingml/2006/picture">
+                <pic:pic xmlns:pic="http://schemas.openxmlformats.org/drawingml/2006/picture">
+                  <pic:nvPicPr>
+                    <pic:cNvPr id="11" name="E657119C-6982-421D-8BA7-E74DEB70A7D9-1" descr="insertimage"/>
+                    <pic:cNvPicPr>
+                      <a:picLocks noChangeAspect="1"/>
+                    </pic:cNvPicPr>
+                  </pic:nvPicPr>
+                  <pic:blipFill>
+                    <a:blip r:embed="rId13"/>
+                    <a:stretch>
+                      <a:fillRect/>
+                    </a:stretch>
+                  </pic:blipFill>
+                  <pic:spPr>
+                    <a:xfrm>
+                      <a:off x="0" y="0"/>
+                      <a:ext cx="5252720" cy="4429125"/>
+                    </a:xfrm>
+                    <a:prstGeom prst="rect">
+                      <a:avLst/>
+                    </a:prstGeom>
+                  </pic:spPr>
+                </pic:pic>
+              </a:graphicData>
+            </a:graphic>
+          </wp:inline>
+        </w:drawing>
+      </w:r>
     </w:p>
     <w:p>
       <w:r>
@@ -1303,7 +1352,7 @@
                     </pic:cNvPicPr>
                   </pic:nvPicPr>
                   <pic:blipFill>
-                    <a:blip r:embed="rId13"/>
+                    <a:blip r:embed="rId14"/>
                     <a:stretch>
                       <a:fillRect/>
                     </a:stretch>
@@ -1351,8 +1400,121 @@
           <w:lang w:val="en-US" w:eastAsia="zh-CN"/>
         </w:rPr>
       </w:pPr>
+      <w:r>
+        <w:rPr>
+          <w:rFonts w:hint="eastAsia"/>
+          <w:lang w:val="en-US" w:eastAsia="zh-CN"/>
+        </w:rPr>
+        <w:t>完成STM32F103C8T6最小系统电路图绘制</w:t>
+      </w:r>
+    </w:p>
+    <w:p>
+      <w:pPr>
+        <w:rPr>
+          <w:rFonts w:hint="default"/>
+          <w:lang w:val="en-US" w:eastAsia="zh-CN"/>
+        </w:rPr>
+      </w:pPr>
+      <w:r>
+        <w:rPr>
+          <w:rFonts w:hint="eastAsia"/>
+          <w:lang w:val="en-US" w:eastAsia="zh-CN"/>
+        </w:rPr>
+        <w:t>具体电路图在仓库“飞控原理图”文件中</w:t>
+      </w:r>
+    </w:p>
+    <w:p>
+      <w:pPr>
+        <w:rPr>
+          <w:rFonts w:hint="default"/>
+          <w:lang w:val="en-US" w:eastAsia="zh-CN"/>
+        </w:rPr>
+      </w:pPr>
+      <w:r>
+        <w:rPr>
+          <w:rFonts w:hint="eastAsia"/>
+          <w:lang w:val="en-US" w:eastAsia="zh-CN"/>
+        </w:rPr>
+        <w:t>第四天（14-16）</w:t>
+      </w:r>
+    </w:p>
+    <w:p>
+      <w:pPr>
+        <w:rPr>
+          <w:rFonts w:hint="eastAsia"/>
+          <w:lang w:val="en-US" w:eastAsia="zh-CN"/>
+        </w:rPr>
+      </w:pPr>
+      <w:r>
+        <w:rPr>
+          <w:rFonts w:hint="eastAsia"/>
+          <w:lang w:val="en-US" w:eastAsia="zh-CN"/>
+        </w:rPr>
+        <w:t>完成MPU6050电路图绘制</w:t>
+      </w:r>
+    </w:p>
+    <w:p>
+      <w:pPr>
+        <w:rPr>
+          <w:rFonts w:hint="eastAsia"/>
+          <w:lang w:val="en-US" w:eastAsia="zh-CN"/>
+        </w:rPr>
+      </w:pPr>
+      <w:r>
+        <w:rPr>
+          <w:rFonts w:hint="eastAsia"/>
+          <w:lang w:val="en-US" w:eastAsia="zh-CN"/>
+        </w:rPr>
+        <w:t>具体电路图在仓库“飞控原理图”文件中</w:t>
+      </w:r>
+    </w:p>
+    <w:p>
+      <w:pPr>
+        <w:rPr>
+          <w:rFonts w:hint="eastAsia"/>
+          <w:lang w:val="en-US" w:eastAsia="zh-CN"/>
+        </w:rPr>
+      </w:pPr>
+      <w:r>
+        <w:rPr>
+          <w:rFonts w:hint="eastAsia"/>
+          <w:lang w:val="en-US" w:eastAsia="zh-CN"/>
+        </w:rPr>
+        <w:t>完成SI24R1电路图绘制</w:t>
+      </w:r>
+    </w:p>
+    <w:p>
+      <w:pPr>
+        <w:rPr>
+          <w:rFonts w:hint="eastAsia"/>
+          <w:lang w:val="en-US" w:eastAsia="zh-CN"/>
+        </w:rPr>
+      </w:pPr>
+      <w:r>
+        <w:rPr>
+          <w:rFonts w:hint="eastAsia"/>
+          <w:lang w:val="en-US" w:eastAsia="zh-CN"/>
+        </w:rPr>
+        <w:t>具体电路图在仓库“飞控原理图”文件中</w:t>
+      </w:r>
+    </w:p>
+    <w:p>
+      <w:pPr>
+        <w:rPr>
+          <w:rFonts w:hint="default"/>
+          <w:lang w:val="en-US" w:eastAsia="zh-CN"/>
+        </w:rPr>
+      </w:pPr>
       <w:bookmarkStart w:id="0" w:name="_GoBack"/>
       <w:bookmarkEnd w:id="0"/>
+    </w:p>
+    <w:p>
+      <w:pPr>
+        <w:rPr>
+          <w:rFonts w:hint="default"/>
+          <w:lang w:val="en-US" w:eastAsia="zh-CN"/>
+        </w:rPr>
+      </w:pPr>
     </w:p>
     <w:sectPr>
       <w:pgSz w:w="11906" w:h="16838"/>
@@ -1908,4 +2070,23 @@
   </a:themeElements>
   <a:objectDefaults/>
 </a:theme>
+</file>
+
+<file path=customXml/item1.xml><?xml version="1.0" encoding="utf-8"?>
+<s:customData xmlns="http://www.wps.cn/officeDocument/2013/wpsCustomData" xmlns:s="http://www.wps.cn/officeDocument/2013/wpsCustomData">
+  <customSectProps/>
+  <extobjs>
+    <extobj name="E657119C-6982-421D-8BA7-E74DEB70A7D9-1">
+      <extobjdata type="E657119C-6982-421D-8BA7-E74DEB70A7D9" data="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"/>
+    </extobj>
+  </extobjs>
+</s:customData>
+</file>
+
+<file path=customXml/itemProps1.xml><?xml version="1.0" encoding="utf-8"?>
+<ds:datastoreItem xmlns:ds="http://schemas.openxmlformats.org/officeDocument/2006/customXml" ds:itemID="{B1977F7D-205B-4081-913C-38D41E755F92}">
+  <ds:schemaRefs>
+    <ds:schemaRef ds:uri="http://www.wps.cn/officeDocument/2013/wpsCustomData"/>
+  </ds:schemaRefs>
+</ds:datastoreItem>
 </file>
--- a/无人机开发过程记录.docx
+++ b/无人机开发过程记录.docx
@@ -1501,12 +1501,95 @@
     <w:p>
       <w:pPr>
         <w:rPr>
+          <w:rFonts w:hint="eastAsia"/>
+          <w:lang w:val="en-US" w:eastAsia="zh-CN"/>
+        </w:rPr>
+      </w:pPr>
+      <w:r>
+        <w:rPr>
+          <w:rFonts w:hint="eastAsia"/>
+          <w:lang w:val="en-US" w:eastAsia="zh-CN"/>
+        </w:rPr>
+        <w:t>第五天（17-18）</w:t>
+      </w:r>
+    </w:p>
+    <w:p>
+      <w:pPr>
+        <w:rPr>
+          <w:rFonts w:hint="default"/>
+          <w:lang w:val="en-US" w:eastAsia="zh-CN"/>
+        </w:rPr>
+      </w:pPr>
+      <w:r>
+        <w:rPr>
+          <w:rFonts w:hint="eastAsia"/>
+          <w:lang w:val="en-US" w:eastAsia="zh-CN"/>
+        </w:rPr>
+        <w:t>完成激光测高和电源管理电路图绘制</w:t>
+      </w:r>
+    </w:p>
+    <w:p>
+      <w:pPr>
+        <w:rPr>
+          <w:rFonts w:hint="eastAsia"/>
+          <w:lang w:val="en-US" w:eastAsia="zh-CN"/>
+        </w:rPr>
+      </w:pPr>
+      <w:r>
+        <w:rPr>
+          <w:rFonts w:hint="eastAsia"/>
+          <w:lang w:val="en-US" w:eastAsia="zh-CN"/>
+        </w:rPr>
+        <w:t>具体电路图在仓库“飞控原理图”文件中</w:t>
+      </w:r>
+    </w:p>
+    <w:p>
+      <w:pPr>
+        <w:rPr>
+          <w:rFonts w:hint="eastAsia"/>
+          <w:lang w:val="en-US" w:eastAsia="zh-CN"/>
+        </w:rPr>
+      </w:pPr>
+      <w:r>
+        <w:rPr>
+          <w:rFonts w:hint="eastAsia"/>
+          <w:lang w:val="en-US" w:eastAsia="zh-CN"/>
+        </w:rPr>
+        <w:t>完成充电管理芯片，锂电池接口和降压稳压芯片电路图绘制</w:t>
+      </w:r>
+    </w:p>
+    <w:p>
+      <w:pPr>
+        <w:rPr>
+          <w:rFonts w:hint="eastAsia"/>
+          <w:lang w:val="en-US" w:eastAsia="zh-CN"/>
+        </w:rPr>
+      </w:pPr>
+      <w:r>
+        <w:rPr>
+          <w:rFonts w:hint="eastAsia"/>
+          <w:lang w:val="en-US" w:eastAsia="zh-CN"/>
+        </w:rPr>
+        <w:t>具体电路图在仓库“飞控原理图”文件中</w:t>
+      </w:r>
+    </w:p>
+    <w:p>
+      <w:pPr>
+        <w:rPr>
           <w:rFonts w:hint="default"/>
           <w:lang w:val="en-US" w:eastAsia="zh-CN"/>
         </w:rPr>
       </w:pPr>
       <w:bookmarkStart w:id="0" w:name="_GoBack"/>
       <w:bookmarkEnd w:id="0"/>
+    </w:p>
+    <w:p>
+      <w:pPr>
+        <w:rPr>
+          <w:rFonts w:hint="default"/>
+          <w:lang w:val="en-US" w:eastAsia="zh-CN"/>
+        </w:rPr>
+      </w:pPr>
     </w:p>
     <w:p>
       <w:pPr>

--- a/无人机开发过程记录.docx
+++ b/无人机开发过程记录.docx
@@ -1576,12 +1576,65 @@
     <w:p>
       <w:pPr>
         <w:rPr>
+          <w:rFonts w:hint="eastAsia"/>
+          <w:lang w:val="en-US" w:eastAsia="zh-CN"/>
+        </w:rPr>
+      </w:pPr>
+      <w:r>
+        <w:rPr>
+          <w:rFonts w:hint="eastAsia"/>
+          <w:lang w:val="en-US" w:eastAsia="zh-CN"/>
+        </w:rPr>
+        <w:t>第六天（19-22）</w:t>
+      </w:r>
+    </w:p>
+    <w:p>
+      <w:pPr>
+        <w:rPr>
+          <w:rFonts w:hint="eastAsia"/>
+          <w:lang w:val="en-US" w:eastAsia="zh-CN"/>
+        </w:rPr>
+      </w:pPr>
+      <w:r>
+        <w:rPr>
+          <w:rFonts w:hint="eastAsia"/>
+          <w:lang w:val="en-US" w:eastAsia="zh-CN"/>
+        </w:rPr>
+        <w:t>完成电机控制电路，信号灯，电压管理电路图绘制</w:t>
+      </w:r>
+    </w:p>
+    <w:p>
+      <w:pPr>
+        <w:rPr>
+          <w:rFonts w:hint="eastAsia"/>
+          <w:lang w:val="en-US" w:eastAsia="zh-CN"/>
+        </w:rPr>
+      </w:pPr>
+      <w:r>
+        <w:rPr>
+          <w:rFonts w:hint="eastAsia"/>
+          <w:lang w:val="en-US" w:eastAsia="zh-CN"/>
+        </w:rPr>
+        <w:t>具体电路图在仓库“飞控原理图”文件中</w:t>
+      </w:r>
+    </w:p>
+    <w:p>
+      <w:pPr>
+        <w:rPr>
           <w:rFonts w:hint="default"/>
           <w:lang w:val="en-US" w:eastAsia="zh-CN"/>
         </w:rPr>
       </w:pPr>
       <w:bookmarkStart w:id="0" w:name="_GoBack"/>
       <w:bookmarkEnd w:id="0"/>
+    </w:p>
+    <w:p>
+      <w:pPr>
+        <w:rPr>
+          <w:rFonts w:hint="default"/>
+          <w:lang w:val="en-US" w:eastAsia="zh-CN"/>
+        </w:rPr>
+      </w:pPr>
     </w:p>
     <w:p>
       <w:pPr>

--- a/无人机开发过程记录.docx
+++ b/无人机开发过程记录.docx
@@ -1621,12 +1621,42 @@
     <w:p>
       <w:pPr>
         <w:rPr>
+          <w:rFonts w:hint="eastAsia"/>
+          <w:lang w:val="en-US" w:eastAsia="zh-CN"/>
+        </w:rPr>
+      </w:pPr>
+      <w:r>
+        <w:rPr>
+          <w:rFonts w:hint="eastAsia"/>
+          <w:lang w:val="en-US" w:eastAsia="zh-CN"/>
+        </w:rPr>
+        <w:t>第七天（23-24）</w:t>
+      </w:r>
+    </w:p>
+    <w:p>
+      <w:pPr>
+        <w:rPr>
           <w:rFonts w:hint="default"/>
           <w:lang w:val="en-US" w:eastAsia="zh-CN"/>
         </w:rPr>
       </w:pPr>
+      <w:r>
+        <w:rPr>
+          <w:rFonts w:hint="eastAsia"/>
+          <w:lang w:val="en-US" w:eastAsia="zh-CN"/>
+        </w:rPr>
+        <w:t>完成大部分元器件的预布局</w:t>
+      </w:r>
       <w:bookmarkStart w:id="0" w:name="_GoBack"/>
       <w:bookmarkEnd w:id="0"/>
+    </w:p>
+    <w:p>
+      <w:pPr>
+        <w:rPr>
+          <w:rFonts w:hint="default"/>
+          <w:lang w:val="en-US" w:eastAsia="zh-CN"/>
+        </w:rPr>
+      </w:pPr>
     </w:p>
     <w:p>
       <w:pPr>

--- a/无人机开发过程记录.docx
+++ b/无人机开发过程记录.docx
@@ -1636,6 +1636,36 @@
     <w:p>
       <w:pPr>
         <w:rPr>
+          <w:rFonts w:hint="eastAsia"/>
+          <w:lang w:val="en-US" w:eastAsia="zh-CN"/>
+        </w:rPr>
+      </w:pPr>
+      <w:r>
+        <w:rPr>
+          <w:rFonts w:hint="eastAsia"/>
+          <w:lang w:val="en-US" w:eastAsia="zh-CN"/>
+        </w:rPr>
+        <w:t>完成大部分元器件的预布局</w:t>
+      </w:r>
+    </w:p>
+    <w:p>
+      <w:pPr>
+        <w:rPr>
+          <w:rFonts w:hint="eastAsia"/>
+          <w:lang w:val="en-US" w:eastAsia="zh-CN"/>
+        </w:rPr>
+      </w:pPr>
+      <w:r>
+        <w:rPr>
+          <w:rFonts w:hint="eastAsia"/>
+          <w:lang w:val="en-US" w:eastAsia="zh-CN"/>
+        </w:rPr>
+        <w:t>第八天（25-26）</w:t>
+      </w:r>
+    </w:p>
+    <w:p>
+      <w:pPr>
+        <w:rPr>
           <w:rFonts w:hint="default"/>
           <w:lang w:val="en-US" w:eastAsia="zh-CN"/>
         </w:rPr>
@@ -1645,7 +1675,37 @@
           <w:rFonts w:hint="eastAsia"/>
           <w:lang w:val="en-US" w:eastAsia="zh-CN"/>
         </w:rPr>
-        <w:t>完成大部分元器件的预布局</w:t>
+        <w:t>完成供电芯片，主控芯片布局</w:t>
+      </w:r>
+    </w:p>
+    <w:p>
+      <w:pPr>
+        <w:rPr>
+          <w:rFonts w:hint="eastAsia"/>
+          <w:lang w:val="en-US" w:eastAsia="zh-CN"/>
+        </w:rPr>
+      </w:pPr>
+      <w:r>
+        <w:rPr>
+          <w:rFonts w:hint="eastAsia"/>
+          <w:lang w:val="en-US" w:eastAsia="zh-CN"/>
+        </w:rPr>
+        <w:t>第九天（27-28）</w:t>
+      </w:r>
+    </w:p>
+    <w:p>
+      <w:pPr>
+        <w:rPr>
+          <w:rFonts w:hint="default"/>
+          <w:lang w:val="en-US" w:eastAsia="zh-CN"/>
+        </w:rPr>
+      </w:pPr>
+      <w:r>
+        <w:rPr>
+          <w:rFonts w:hint="eastAsia"/>
+          <w:lang w:val="en-US" w:eastAsia="zh-CN"/>
+        </w:rPr>
+        <w:t>完成陀螺仪，测量电压，电机布局</w:t>
       </w:r>
       <w:bookmarkStart w:id="0" w:name="_GoBack"/>
       <w:bookmarkEnd w:id="0"/>

--- a/无人机开发过程记录.docx
+++ b/无人机开发过程记录.docx
@@ -1696,6 +1696,36 @@
     <w:p>
       <w:pPr>
         <w:rPr>
+          <w:rFonts w:hint="eastAsia"/>
+          <w:lang w:val="en-US" w:eastAsia="zh-CN"/>
+        </w:rPr>
+      </w:pPr>
+      <w:r>
+        <w:rPr>
+          <w:rFonts w:hint="eastAsia"/>
+          <w:lang w:val="en-US" w:eastAsia="zh-CN"/>
+        </w:rPr>
+        <w:t>完成陀螺仪，测量电压，电机布局</w:t>
+      </w:r>
+    </w:p>
+    <w:p>
+      <w:pPr>
+        <w:rPr>
+          <w:rFonts w:hint="eastAsia"/>
+          <w:lang w:val="en-US" w:eastAsia="zh-CN"/>
+        </w:rPr>
+      </w:pPr>
+      <w:r>
+        <w:rPr>
+          <w:rFonts w:hint="eastAsia"/>
+          <w:lang w:val="en-US" w:eastAsia="zh-CN"/>
+        </w:rPr>
+        <w:t>第十至十二天（29-31）</w:t>
+      </w:r>
+    </w:p>
+    <w:p>
+      <w:pPr>
+        <w:rPr>
           <w:rFonts w:hint="default"/>
           <w:lang w:val="en-US" w:eastAsia="zh-CN"/>
         </w:rPr>
@@ -1705,7 +1735,7 @@
           <w:rFonts w:hint="eastAsia"/>
           <w:lang w:val="en-US" w:eastAsia="zh-CN"/>
         </w:rPr>
-        <w:t>完成陀螺仪，测量电压，电机布局</w:t>
+        <w:t>完成最终所有布线，还剩天线</w:t>
       </w:r>
       <w:bookmarkStart w:id="0" w:name="_GoBack"/>
       <w:bookmarkEnd w:id="0"/>

--- a/无人机开发过程记录.docx
+++ b/无人机开发过程记录.docx
@@ -1737,16 +1737,98 @@
         </w:rPr>
         <w:t>完成最终所有布线，还剩天线</w:t>
       </w:r>
+    </w:p>
+    <w:p>
+      <w:pPr>
+        <w:rPr>
+          <w:rFonts w:hint="eastAsia"/>
+          <w:lang w:val="en-US" w:eastAsia="zh-CN"/>
+        </w:rPr>
+      </w:pPr>
+      <w:r>
+        <w:rPr>
+          <w:rFonts w:hint="eastAsia"/>
+          <w:lang w:val="en-US" w:eastAsia="zh-CN"/>
+        </w:rPr>
+        <w:t>第十三天（32）</w:t>
+      </w:r>
+    </w:p>
+    <w:p>
+      <w:pPr>
+        <w:rPr>
+          <w:rFonts w:hint="eastAsia"/>
+          <w:lang w:val="en-US" w:eastAsia="zh-CN"/>
+        </w:rPr>
+      </w:pPr>
+      <w:r>
+        <w:rPr>
+          <w:rFonts w:hint="eastAsia"/>
+          <w:lang w:val="en-US" w:eastAsia="zh-CN"/>
+        </w:rPr>
+        <w:t>完成铺铜</w:t>
+      </w:r>
+    </w:p>
+    <w:p>
+      <w:pPr>
+        <w:rPr>
+          <w:rFonts w:hint="eastAsia"/>
+          <w:lang w:val="en-US" w:eastAsia="zh-CN"/>
+        </w:rPr>
+      </w:pPr>
+      <w:r>
+        <w:rPr>
+          <w:rFonts w:hint="eastAsia"/>
+          <w:lang w:val="en-US" w:eastAsia="zh-CN"/>
+        </w:rPr>
+        <w:t>第十四天（35）</w:t>
+      </w:r>
+    </w:p>
+    <w:p>
+      <w:pPr>
+        <w:rPr>
+          <w:rFonts w:hint="eastAsia"/>
+          <w:lang w:val="en-US" w:eastAsia="zh-CN"/>
+        </w:rPr>
+      </w:pPr>
+      <w:r>
+        <w:rPr>
+          <w:rFonts w:hint="eastAsia"/>
+          <w:lang w:val="en-US" w:eastAsia="zh-CN"/>
+        </w:rPr>
+        <w:t>完成打板</w:t>
+      </w:r>
+    </w:p>
+    <w:p>
+      <w:pPr>
+        <w:rPr>
+          <w:rFonts w:hint="eastAsia"/>
+          <w:lang w:val="en-US" w:eastAsia="zh-CN"/>
+        </w:rPr>
+      </w:pPr>
+      <w:r>
+        <w:rPr>
+          <w:rFonts w:hint="eastAsia"/>
+          <w:lang w:val="en-US" w:eastAsia="zh-CN"/>
+        </w:rPr>
+        <w:t>第十五天（39）</w:t>
+      </w:r>
+    </w:p>
+    <w:p>
+      <w:pPr>
+        <w:rPr>
+          <w:rFonts w:hint="default"/>
+          <w:lang w:val="en-US" w:eastAsia="zh-CN"/>
+        </w:rPr>
+      </w:pPr>
+      <w:r>
+        <w:rPr>
+          <w:rFonts w:hint="eastAsia"/>
+          <w:lang w:val="en-US" w:eastAsia="zh-CN"/>
+        </w:rPr>
+        <w:t>完成遥控器的电路图绘制</w:t>
+      </w:r>
       <w:bookmarkStart w:id="0" w:name="_GoBack"/>
       <w:bookmarkEnd w:id="0"/>
-    </w:p>
-    <w:p>
-      <w:pPr>
-        <w:rPr>
-          <w:rFonts w:hint="default"/>
-          <w:lang w:val="en-US" w:eastAsia="zh-CN"/>
-        </w:rPr>
-      </w:pPr>
     </w:p>
     <w:p>
       <w:pPr>
